--- a/docs/Project.docx
+++ b/docs/Project.docx
@@ -36,11 +36,7 @@
       </w:pPr>
       <w:r>
         <w:rPr/>
-        <w:t xml:space="preserve">XID: </w:t>
-      </w:r>
-      <w:r>
-        <w:rPr/>
-        <w:t>x00204831@mytudublin.ie</w:t>
+        <w:t>XID: x00204831@mytudublin.ie</w:t>
       </w:r>
     </w:p>
     <w:p>
@@ -56,11 +52,7 @@
       </w:pPr>
       <w:r>
         <w:rPr/>
-        <w:t xml:space="preserve">Name: </w:t>
-      </w:r>
-      <w:r>
-        <w:rPr/>
-        <w:t>Daryna Tertychna</w:t>
+        <w:t>Name: Daryna Tertychna</w:t>
       </w:r>
     </w:p>
     <w:p>
@@ -76,11 +68,7 @@
       </w:pPr>
       <w:r>
         <w:rPr/>
-        <w:t xml:space="preserve">Project Title: </w:t>
-      </w:r>
-      <w:r>
-        <w:rPr/>
-        <w:t>Crime Visualisation Map</w:t>
+        <w:t>Project Title: Crime Visualisation Map</w:t>
       </w:r>
     </w:p>
     <w:p>
@@ -92,7 +80,10 @@
         </w:rPr>
       </w:pPr>
       <w:r>
-        <w:rPr/>
+        <w:rPr>
+          <w:b/>
+          <w:u w:val="single"/>
+        </w:rPr>
       </w:r>
     </w:p>
     <w:p>
@@ -535,17 +526,11 @@
               <w:rPr>
                 <w:lang w:val="en-GB"/>
               </w:rPr>
-              <w:t xml:space="preserve"> </w:t>
-            </w:r>
-            <w:r>
-              <w:rPr>
-                <w:lang w:val="en-GB"/>
-              </w:rPr>
-              <w:t>(</w:t>
-            </w:r>
-            <w:r>
-              <w:rPr/>
-              <w:t>last quarter, last 12 months), and region. Frontend sends request to the API for data; the map responds, updating colours and legend.</w:t>
+              <w:t xml:space="preserve"> (</w:t>
+            </w:r>
+            <w:r>
+              <w:rPr/>
+              <w:t>last quarter, last 12 months), and region. The frontend sends a POST request to /filters/apply with the selected crime type, time period, and county. The backend validates the inputs and retrieves matching records from the dataset. The ML model calculates a risk score and classifies it into Low, Medium, or High. The API returns a JSON response containing risk level and crime count. The frontend updates the map colouring and legend dynamically based on the response.</w:t>
             </w:r>
           </w:p>
         </w:tc>
@@ -799,17 +784,7 @@
             </w:r>
             <w:r>
               <w:rPr/>
-              <w:t xml:space="preserve">. The system validates the input, recentre the map, loads the local risk summary, and shows </w:t>
-            </w:r>
-            <w:r>
-              <w:rPr>
-                <w:lang w:val="en-GB"/>
-              </w:rPr>
-              <w:t>a small report near the filter button</w:t>
-            </w:r>
-            <w:r>
-              <w:rPr/>
-              <w:t>.</w:t>
+              <w:t>. If the user selects current location, the frontend sends latitude and longitude to /location/resolve-county. The backend determines the county using GeoJSON boundaries and returns the result. The frontend then calls /predict with the resolved county and selected filters. The system returns a risk prediction and displays a summary near the filters panel.</w:t>
             </w:r>
           </w:p>
         </w:tc>
@@ -915,7 +890,7 @@
             </w:pPr>
             <w:r>
               <w:rPr/>
-              <w:t>What is the name of this function?</w:t>
+              <w:t xml:space="preserve">Save favourite locations </w:t>
             </w:r>
           </w:p>
         </w:tc>
@@ -1059,19 +1034,7 @@
               <w:rPr>
                 <w:lang w:val="en-GB"/>
               </w:rPr>
-              <w:t xml:space="preserve"> </w:t>
-            </w:r>
-            <w:r>
-              <w:rPr>
-                <w:lang w:val="en-GB"/>
-              </w:rPr>
-              <w:t>a</w:t>
-            </w:r>
-            <w:r>
-              <w:rPr>
-                <w:lang w:val="en-GB"/>
-              </w:rPr>
-              <w:t xml:space="preserve"> </w:t>
+              <w:t xml:space="preserve"> a </w:t>
             </w:r>
             <w:r>
               <w:rPr/>
@@ -1285,17 +1248,7 @@
             </w:pPr>
             <w:r>
               <w:rPr/>
-              <w:t xml:space="preserve">The user opens the chatbot and asks: "What are the safest areas near Dublin 8?" The chatbot understands the question, applies the current filters, gets predictions and provides a plain language answer. For transparency, it </w:t>
-            </w:r>
-            <w:r>
-              <w:rPr>
-                <w:lang w:val="en-GB"/>
-              </w:rPr>
-              <w:t xml:space="preserve">could </w:t>
-            </w:r>
-            <w:r>
-              <w:rPr/>
-              <w:t>specifies the data source and time frame.</w:t>
+              <w:t>The user opens the chatbot and asks: "What are the safest areas near Dublin 8?" The chatbot extracts the county and crime type from the user message using keyword matching. The backend calls the prediction function to generate risk data. A factual response is generated and optionally rewritten using an LLM. The final response is returned to the frontend and displayed in the chat interface.</w:t>
             </w:r>
           </w:p>
         </w:tc>
@@ -1541,23 +1494,13 @@
             </w:r>
             <w:r>
               <w:rPr/>
-              <w:t xml:space="preserve">, imports a new CSV </w:t>
+              <w:t xml:space="preserve">, </w:t>
             </w:r>
             <w:r>
               <w:rPr>
                 <w:lang w:val="en-GB"/>
               </w:rPr>
-              <w:t>if needed</w:t>
-            </w:r>
-            <w:r>
-              <w:rPr/>
-              <w:t xml:space="preserve">, runs ETL and starts model retraining. The console shows validation results, model metrics, and deploy status. Admin can roll back to last model if </w:t>
-            </w:r>
-            <w:r>
-              <w:rPr>
-                <w:lang w:val="en-GB"/>
-              </w:rPr>
-              <w:t>case of a failure.</w:t>
+              <w:t>The admin uploads a CSV file through /admin/upload-csv. The backend validates file format and required columns. If valid, the file is stored and used for future processing. The admin can trigger model retraining and update prediction outputs. The system logs validation results and prevents invalid datasets from being used.</w:t>
             </w:r>
           </w:p>
         </w:tc>
@@ -1574,111 +1517,12 @@
     </w:p>
     <w:p>
       <w:pPr>
-        <w:pStyle w:val="Normal"/>
-        <w:rPr/>
-      </w:pPr>
-      <w:r>
-        <w:rPr/>
-      </w:r>
-    </w:p>
-    <w:p>
-      <w:pPr>
-        <w:pStyle w:val="Normal"/>
-        <w:rPr/>
-      </w:pPr>
-      <w:r>
-        <w:rPr/>
-      </w:r>
-    </w:p>
-    <w:p>
-      <w:pPr>
-        <w:pStyle w:val="Normal"/>
-        <w:rPr/>
-      </w:pPr>
-      <w:r>
-        <w:rPr/>
-      </w:r>
-    </w:p>
-    <w:p>
-      <w:pPr>
-        <w:pStyle w:val="Normal"/>
-        <w:rPr/>
-      </w:pPr>
-      <w:r>
-        <w:rPr/>
-      </w:r>
-    </w:p>
-    <w:p>
-      <w:pPr>
-        <w:pStyle w:val="Normal"/>
-        <w:rPr/>
-      </w:pPr>
-      <w:r>
-        <w:rPr/>
-      </w:r>
-    </w:p>
-    <w:p>
-      <w:pPr>
-        <w:pStyle w:val="Normal"/>
-        <w:rPr/>
-      </w:pPr>
-      <w:r>
-        <w:rPr/>
-      </w:r>
-    </w:p>
-    <w:p>
-      <w:pPr>
-        <w:pStyle w:val="Normal"/>
-        <w:rPr/>
-      </w:pPr>
-      <w:r>
-        <w:rPr/>
-      </w:r>
-    </w:p>
-    <w:p>
-      <w:pPr>
-        <w:pStyle w:val="Normal"/>
-        <w:rPr/>
-      </w:pPr>
-      <w:r>
-        <w:rPr/>
-      </w:r>
-    </w:p>
-    <w:p>
-      <w:pPr>
-        <w:pStyle w:val="Normal"/>
-        <w:rPr/>
-      </w:pPr>
-      <w:r>
-        <w:rPr/>
-      </w:r>
-    </w:p>
-    <w:p>
-      <w:pPr>
-        <w:pStyle w:val="Normal"/>
-        <w:rPr/>
-      </w:pPr>
-      <w:r>
-        <w:rPr/>
-      </w:r>
-    </w:p>
-    <w:p>
-      <w:pPr>
-        <w:pStyle w:val="Normal"/>
-        <w:rPr/>
-      </w:pPr>
-      <w:r>
-        <w:rPr/>
-      </w:r>
-    </w:p>
-    <w:p>
-      <w:pPr>
         <w:pStyle w:val="Heading2"/>
         <w:rPr/>
       </w:pPr>
-      <w:bookmarkStart w:id="2" w:name="_bu4f8g7mpodt"/>
+      <w:bookmarkStart w:id="2" w:name="_dx62i1ti7ttb"/>
       <w:bookmarkStart w:id="3" w:name="_5vbiyg1wdh2a"/>
-      <w:bookmarkStart w:id="4" w:name="_dx62i1ti7ttb"/>
+      <w:bookmarkStart w:id="4" w:name="_bu4f8g7mpodt"/>
       <w:bookmarkEnd w:id="2"/>
       <w:bookmarkEnd w:id="3"/>
       <w:bookmarkEnd w:id="4"/>
@@ -1782,17 +1626,17 @@
       </w:pPr>
       <w:r>
         <w:rPr/>
-        <w:t>Cloud, deployment - AWS</w:t>
-      </w:r>
-    </w:p>
-    <w:p>
-      <w:pPr>
-        <w:pStyle w:val="Normal"/>
-        <w:rPr/>
-      </w:pPr>
-      <w:r>
-        <w:rPr/>
-        <w:t>Devops - docker, GitHub Actions or Jenkins</w:t>
+        <w:t>Cloud, deployment - Vercel (frontend), Render (backend)</w:t>
+      </w:r>
+    </w:p>
+    <w:p>
+      <w:pPr>
+        <w:pStyle w:val="Normal"/>
+        <w:rPr/>
+      </w:pPr>
+      <w:r>
+        <w:rPr/>
+        <w:t>Devops - GitHub Actions, SonarCloud, OWASP ZAP</w:t>
       </w:r>
     </w:p>
     <w:p>
@@ -1831,7 +1675,7 @@
       <w:r>
         <w:rPr/>
         <w:drawing>
-          <wp:anchor behindDoc="0" distT="0" distB="0" distL="0" distR="0" simplePos="0" locked="0" layoutInCell="0" allowOverlap="1" relativeHeight="2">
+          <wp:anchor distT="0" distB="0" distL="0" distR="0" simplePos="0" relativeHeight="2" behindDoc="0" locked="0" layoutInCell="0" allowOverlap="1">
             <wp:simplePos x="0" y="0"/>
             <wp:positionH relativeFrom="column">
               <wp:align>center</wp:align>
@@ -2057,26 +1901,26 @@
       </w:pPr>
       <w:r>
         <w:rPr/>
-        <w:t>Cloud, deployment – AWS - S3 + CloudFront host the React frontend, SNS/SES send notifications and alerts.</w:t>
-      </w:r>
-    </w:p>
-    <w:p>
-      <w:pPr>
-        <w:pStyle w:val="Normal"/>
-        <w:rPr/>
-      </w:pPr>
-      <w:r>
-        <w:rPr/>
-      </w:r>
-    </w:p>
-    <w:p>
-      <w:pPr>
-        <w:pStyle w:val="Normal"/>
-        <w:rPr/>
-      </w:pPr>
-      <w:r>
-        <w:rPr/>
-        <w:t>Devops - docker, GitHub Actions or Jenkins - Docker makes the app portable and reliable. CloudWatch monitors logs and performance.</w:t>
+        <w:t>Cloud, deployment – The frontend is hosted on Vercel, which provides automatic deployments and CDN distribution. The backend is deployed on Render, which runs the FastAPI service. This setup simplifies deployment and removes the need for managing cloud infrastructure manually.</w:t>
+      </w:r>
+    </w:p>
+    <w:p>
+      <w:pPr>
+        <w:pStyle w:val="Normal"/>
+        <w:rPr/>
+      </w:pPr>
+      <w:r>
+        <w:rPr/>
+      </w:r>
+    </w:p>
+    <w:p>
+      <w:pPr>
+        <w:pStyle w:val="Normal"/>
+        <w:rPr/>
+      </w:pPr>
+      <w:r>
+        <w:rPr/>
+        <w:t>DevOps - GitHub Actions is used for CI tasks such as running tests and basic checks. SonarCloud is used for static code analysis, and OWASP ZAP is used for security testing. Docker and Jenkins were considered but are not used in the final implementation.</w:t>
       </w:r>
     </w:p>
     <w:p>
@@ -2118,6 +1962,7 @@
       </w:pPr>
       <w:r>
         <w:rPr/>
+        <w:t>The final architecture uses managed hosting platforms instead of AWS infrastructure, reducing complexity and improving development speed.</w:t>
       </w:r>
     </w:p>
     <w:p>
@@ -2129,6 +1974,113 @@
       </w:pPr>
       <w:r>
         <w:rPr/>
+      </w:r>
+    </w:p>
+    <w:p>
+      <w:pPr>
+        <w:pStyle w:val="Normal"/>
+        <w:spacing w:before="0" w:after="0"/>
+        <w:contextualSpacing/>
+        <w:rPr/>
+      </w:pPr>
+      <w:r>
+        <w:rPr/>
+        <w:t>Data Flow:</w:t>
+      </w:r>
+    </w:p>
+    <w:p>
+      <w:pPr>
+        <w:pStyle w:val="Normal"/>
+        <w:spacing w:before="0" w:after="0"/>
+        <w:contextualSpacing/>
+        <w:rPr/>
+      </w:pPr>
+      <w:r>
+        <w:rPr/>
+      </w:r>
+    </w:p>
+    <w:p>
+      <w:pPr>
+        <w:pStyle w:val="Normal"/>
+        <w:spacing w:before="0" w:after="0"/>
+        <w:contextualSpacing/>
+        <w:rPr/>
+      </w:pPr>
+      <w:r>
+        <w:rPr/>
+        <w:t>1. User interacts with the React frontend (filters, map, chatbot).</w:t>
+      </w:r>
+    </w:p>
+    <w:p>
+      <w:pPr>
+        <w:pStyle w:val="Normal"/>
+        <w:spacing w:before="0" w:after="0"/>
+        <w:contextualSpacing/>
+        <w:rPr/>
+      </w:pPr>
+      <w:r>
+        <w:rPr/>
+        <w:t>2. Frontend sends HTTP requests to FastAPI backend.</w:t>
+      </w:r>
+    </w:p>
+    <w:p>
+      <w:pPr>
+        <w:pStyle w:val="Normal"/>
+        <w:spacing w:before="0" w:after="0"/>
+        <w:contextualSpacing/>
+        <w:rPr/>
+      </w:pPr>
+      <w:r>
+        <w:rPr/>
+        <w:t>3. Backend validates inputs and processes logic.</w:t>
+      </w:r>
+    </w:p>
+    <w:p>
+      <w:pPr>
+        <w:pStyle w:val="Normal"/>
+        <w:spacing w:before="0" w:after="0"/>
+        <w:contextualSpacing/>
+        <w:rPr/>
+      </w:pPr>
+      <w:r>
+        <w:rPr/>
+        <w:t>4. Data is retrieved from CSV dataset or PostgreSQL database.</w:t>
+      </w:r>
+    </w:p>
+    <w:p>
+      <w:pPr>
+        <w:pStyle w:val="Normal"/>
+        <w:spacing w:before="0" w:after="0"/>
+        <w:contextualSpacing/>
+        <w:rPr/>
+      </w:pPr>
+      <w:r>
+        <w:rPr/>
+        <w:t>5. ML model generates prediction scores.</w:t>
+      </w:r>
+    </w:p>
+    <w:p>
+      <w:pPr>
+        <w:pStyle w:val="Normal"/>
+        <w:spacing w:before="0" w:after="0"/>
+        <w:contextualSpacing/>
+        <w:rPr/>
+      </w:pPr>
+      <w:r>
+        <w:rPr/>
+        <w:t>6. API returns JSON response.</w:t>
+      </w:r>
+    </w:p>
+    <w:p>
+      <w:pPr>
+        <w:pStyle w:val="Normal"/>
+        <w:spacing w:before="0" w:after="0"/>
+        <w:contextualSpacing/>
+        <w:rPr/>
+      </w:pPr>
+      <w:r>
+        <w:rPr/>
+        <w:t>7. Frontend updates UI (map, charts, or chatbot response).</w:t>
       </w:r>
     </w:p>
     <w:p>
@@ -2976,7 +2928,7 @@
     <w:qFormat/>
     <w:pPr>
       <w:widowControl/>
-      <w:pBdr/>
+      <w:suppressAutoHyphens w:val="true"/>
       <w:bidi w:val="0"/>
       <w:spacing w:lineRule="auto" w:line="276" w:before="0" w:after="0"/>
       <w:jc w:val="start"/>
